--- a/Integrated_MicroProject_FLAT_DAA_COA/docs/COA_Report.docx
+++ b/Integrated_MicroProject_FLAT_DAA_COA/docs/COA_Report.docx
@@ -59,51 +59,6 @@
         </w:rPr>
         <w:t>"5-Stage RISC CPU Pipeline Simulator with RAW Hazard Resolution and Data Forwarding"</w:t>
         <w:br/>
-      </w:r>
-    </w:p>
-    <w:p>
-      <w:pPr>
-        <w:spacing w:before="200" w:after="400"/>
-        <w:jc w:val="center"/>
-      </w:pPr>
-    </w:p>
-    <w:p>
-      <w:pPr>
-        <w:jc w:val="center"/>
-      </w:pPr>
-      <w:r>
-        <w:drawing>
-          <wp:inline xmlns:a="http://schemas.openxmlformats.org/drawingml/2006/main" xmlns:pic="http://schemas.openxmlformats.org/drawingml/2006/picture">
-            <wp:extent cx="1920240" cy="1725262"/>
-            <wp:docPr id="1" name="Picture 1"/>
-            <wp:cNvGraphicFramePr>
-              <a:graphicFrameLocks noChangeAspect="1"/>
-            </wp:cNvGraphicFramePr>
-            <a:graphic>
-              <a:graphicData uri="http://schemas.openxmlformats.org/drawingml/2006/picture">
-                <pic:pic>
-                  <pic:nvPicPr>
-                    <pic:cNvPr id="0" name="image1.png"/>
-                    <pic:cNvPicPr/>
-                  </pic:nvPicPr>
-                  <pic:blipFill>
-                    <a:blip r:embed="rId9"/>
-                    <a:stretch>
-                      <a:fillRect/>
-                    </a:stretch>
-                  </pic:blipFill>
-                  <pic:spPr>
-                    <a:xfrm>
-                      <a:off x="0" y="0"/>
-                      <a:ext cx="1920240" cy="1725262"/>
-                    </a:xfrm>
-                    <a:prstGeom prst="rect"/>
-                  </pic:spPr>
-                </pic:pic>
-              </a:graphicData>
-            </a:graphic>
-          </wp:inline>
-        </w:drawing>
       </w:r>
     </w:p>
     <w:p>
@@ -181,14 +136,14 @@
           <w:color w:val="1A365D"/>
           <w:sz w:val="23"/>
         </w:rPr>
-        <w:t xml:space="preserve">Course Faculty: </w:t>
+        <w:t xml:space="preserve">Course Faculty / Mentor: </w:t>
       </w:r>
       <w:r>
         <w:rPr>
           <w:color w:val="334155"/>
           <w:sz w:val="23"/>
         </w:rPr>
-        <w:t>Mohamed Fayiz K</w:t>
+        <w:t>Moufia Justin</w:t>
         <w:br/>
       </w:r>
       <w:r>
@@ -2582,7 +2537,7 @@
         <w:drawing>
           <wp:inline xmlns:a="http://schemas.openxmlformats.org/drawingml/2006/main" xmlns:pic="http://schemas.openxmlformats.org/drawingml/2006/picture">
             <wp:extent cx="5669280" cy="3580178"/>
-            <wp:docPr id="2" name="Picture 2"/>
+            <wp:docPr id="1" name="Picture 1"/>
             <wp:cNvGraphicFramePr>
               <a:graphicFrameLocks noChangeAspect="1"/>
             </wp:cNvGraphicFramePr>
@@ -2594,7 +2549,7 @@
                     <pic:cNvPicPr/>
                   </pic:nvPicPr>
                   <pic:blipFill>
-                    <a:blip r:embed="rId10"/>
+                    <a:blip r:embed="rId9"/>
                     <a:stretch>
                       <a:fillRect/>
                     </a:stretch>

--- a/Integrated_MicroProject_FLAT_DAA_COA/docs/COA_Report.docx
+++ b/Integrated_MicroProject_FLAT_DAA_COA/docs/COA_Report.docx
@@ -59,6 +59,46 @@
         </w:rPr>
         <w:t>"5-Stage RISC CPU Pipeline Simulator with RAW Hazard Resolution and Data Forwarding"</w:t>
         <w:br/>
+      </w:r>
+    </w:p>
+    <w:p>
+      <w:pPr>
+        <w:spacing w:before="240" w:after="400"/>
+        <w:jc w:val="center"/>
+      </w:pPr>
+      <w:r>
+        <w:drawing>
+          <wp:inline xmlns:a="http://schemas.openxmlformats.org/drawingml/2006/main" xmlns:pic="http://schemas.openxmlformats.org/drawingml/2006/picture">
+            <wp:extent cx="2011680" cy="1789702"/>
+            <wp:docPr id="1" name="Picture 1"/>
+            <wp:cNvGraphicFramePr>
+              <a:graphicFrameLocks noChangeAspect="1"/>
+            </wp:cNvGraphicFramePr>
+            <a:graphic>
+              <a:graphicData uri="http://schemas.openxmlformats.org/drawingml/2006/picture">
+                <pic:pic>
+                  <pic:nvPicPr>
+                    <pic:cNvPr id="0" name="alliance_seal.png"/>
+                    <pic:cNvPicPr/>
+                  </pic:nvPicPr>
+                  <pic:blipFill>
+                    <a:blip r:embed="rId9"/>
+                    <a:stretch>
+                      <a:fillRect/>
+                    </a:stretch>
+                  </pic:blipFill>
+                  <pic:spPr>
+                    <a:xfrm>
+                      <a:off x="0" y="0"/>
+                      <a:ext cx="2011680" cy="1789702"/>
+                    </a:xfrm>
+                    <a:prstGeom prst="rect"/>
+                  </pic:spPr>
+                </pic:pic>
+              </a:graphicData>
+            </a:graphic>
+          </wp:inline>
+        </w:drawing>
       </w:r>
     </w:p>
     <w:p>
@@ -2537,7 +2577,7 @@
         <w:drawing>
           <wp:inline xmlns:a="http://schemas.openxmlformats.org/drawingml/2006/main" xmlns:pic="http://schemas.openxmlformats.org/drawingml/2006/picture">
             <wp:extent cx="5669280" cy="3580178"/>
-            <wp:docPr id="1" name="Picture 1"/>
+            <wp:docPr id="2" name="Picture 2"/>
             <wp:cNvGraphicFramePr>
               <a:graphicFrameLocks noChangeAspect="1"/>
             </wp:cNvGraphicFramePr>
@@ -2549,7 +2589,7 @@
                     <pic:cNvPicPr/>
                   </pic:nvPicPr>
                   <pic:blipFill>
-                    <a:blip r:embed="rId9"/>
+                    <a:blip r:embed="rId10"/>
                     <a:stretch>
                       <a:fillRect/>
                     </a:stretch>
@@ -2735,42 +2775,6 @@
           <w:sz w:val="22"/>
         </w:rPr>
         <w:t>Mano, M. M. (2016). Computer System Architecture (3rd ed.). Pearson.</w:t>
-      </w:r>
-    </w:p>
-    <w:p>
-      <w:pPr>
-        <w:keepNext/>
-        <w:spacing w:before="320" w:after="120"/>
-      </w:pPr>
-      <w:r>
-        <w:rPr>
-          <w:b/>
-          <w:color w:val="1A365D"/>
-          <w:sz w:val="30"/>
-        </w:rPr>
-        <w:t>11. Plagiarism Report</w:t>
-      </w:r>
-    </w:p>
-    <w:p>
-      <w:pPr>
-        <w:spacing w:line="276" w:lineRule="auto" w:after="120"/>
-      </w:pPr>
-      <w:r>
-        <w:rPr>
-          <w:sz w:val="22"/>
-        </w:rPr>
-        <w:t>I hereby declare that this microproject report titled '5-Stage RISC CPU Pipeline Simulator with RAW Hazard Resolution and Data Forwarding' is my original academic work. All theoretical models, clock cycle calculations, hazard detection logic, simulation code, and benchmark evaluations were conducted independently.</w:t>
-      </w:r>
-    </w:p>
-    <w:p>
-      <w:pPr>
-        <w:spacing w:line="276" w:lineRule="auto" w:after="120"/>
-      </w:pPr>
-      <w:r>
-        <w:rPr>
-          <w:sz w:val="22"/>
-        </w:rPr>
-        <w:t>Originality Index: 91% Unique Content | Similarity Score: &lt; 9% (Standard architectural terminology and mathematical formulas).</w:t>
       </w:r>
     </w:p>
     <w:sectPr>
